--- a/Trabalho_História.docx
+++ b/Trabalho_História.docx
@@ -15,6 +15,29 @@
           <w:lang w:val="pt-BR"/>
         </w:rPr>
         <w:t>Capa</w:t>
+      </w:r>
+    </w:p>
+    <w:p>
+      <w:pPr>
+        <w:rPr>
+          <w:rFonts w:hint="default"/>
+          <w:lang w:val="pt-BR"/>
+        </w:rPr>
+      </w:pPr>
+    </w:p>
+    <w:p>
+      <w:pPr>
+        <w:rPr>
+          <w:rFonts w:hint="default"/>
+          <w:lang w:val="pt-BR"/>
+        </w:rPr>
+      </w:pPr>
+      <w:r>
+        <w:rPr>
+          <w:rFonts w:hint="default"/>
+          <w:lang w:val="pt-BR"/>
+        </w:rPr>
+        <w:t>Cabeçalho</w:t>
       </w:r>
       <w:bookmarkStart w:id="0" w:name="_GoBack"/>
       <w:bookmarkEnd w:id="0"/>

--- a/Trabalho_História.docx
+++ b/Trabalho_História.docx
@@ -38,6 +38,29 @@
           <w:lang w:val="pt-BR"/>
         </w:rPr>
         <w:t>Cabeçalho</w:t>
+      </w:r>
+    </w:p>
+    <w:p>
+      <w:pPr>
+        <w:rPr>
+          <w:rFonts w:hint="default"/>
+          <w:lang w:val="pt-BR"/>
+        </w:rPr>
+      </w:pPr>
+    </w:p>
+    <w:p>
+      <w:pPr>
+        <w:rPr>
+          <w:rFonts w:hint="default"/>
+          <w:lang w:val="pt-BR"/>
+        </w:rPr>
+      </w:pPr>
+      <w:r>
+        <w:rPr>
+          <w:rFonts w:hint="default"/>
+          <w:lang w:val="pt-BR"/>
+        </w:rPr>
+        <w:t>Introdução</w:t>
       </w:r>
       <w:bookmarkStart w:id="0" w:name="_GoBack"/>
       <w:bookmarkEnd w:id="0"/>
